--- a/guidelines/cll/guideline.docx
+++ b/guidelines/cll/guideline.docx
@@ -21,7 +21,7 @@
           <w:color w:val="C41E3A"/>
           <w:sz w:val="22"/>
         </w:rPr>
-        <w:t>Unified clinical guideline — v2.0 relapsed/refractory update preview</w:t>
+        <w:t>Unified clinical guideline — v2.0 relapsed/refractory update</w:t>
       </w:r>
     </w:p>
     <w:p>
@@ -33,7 +33,7 @@
           <w:color w:val="6B7280"/>
           <w:sz w:val="18"/>
         </w:rPr>
-        <w:t>MHA-CLL-2026-v2.0-preview</w:t>
+        <w:t>MHA-CLL-2026-v2.0</w:t>
         <w:br/>
         <w:t>Evidence and access cut-off: 26 July 2026</w:t>
         <w:br/>
@@ -74,7 +74,7 @@
                 <w:color w:val="C41E3A"/>
                 <w:sz w:val="17"/>
               </w:rPr>
-              <w:t>PROTECTED PREVIEW — PHARMACY VERIFICATION COMPLETE — EXACT-ARTEFACT OWNER APPROVAL PENDING</w:t>
+              <w:t>PUBLISHED EDUCATIONAL GUIDELINE — v2.0 — 27 JULY 2026</w:t>
             </w:r>
           </w:p>
         </w:tc>
@@ -104,7 +104,7 @@
     </w:p>
     <w:p>
       <w:r>
-        <w:t>The clinical owner approved the v2.0 update scope on 26 July 2026. Independent review and pharmacy verification are complete. This protected preview remains subject to clinical-owner approval of the exact manifest-bound artefact hashes and separate publication authorisation.</w:t>
+        <w:t>Published 27 July 2026 after independent review, pharmacy verification and clinical-owner approval of the manifest-bound release candidate. This is educational clinical decision support, not a prescribing protocol.</w:t>
       </w:r>
     </w:p>
     <w:p>
@@ -7391,7 +7391,7 @@
           </w:tcPr>
           <w:p>
             <w:r>
-              <w:t>v2.0 preview</w:t>
+              <w:t>v2.0</w:t>
             </w:r>
           </w:p>
         </w:tc>
@@ -7409,7 +7409,7 @@
           </w:tcPr>
           <w:p>
             <w:r>
-              <w:t>26 Jul 2026</w:t>
+              <w:t>27 Jul 2026</w:t>
             </w:r>
           </w:p>
         </w:tc>
@@ -7445,7 +7445,7 @@
           </w:tcPr>
           <w:p>
             <w:r>
-              <w:t>TA1173 and evidence-led R/R sequencing update; exact-artefact approval pending.</w:t>
+              <w:t>Published TA1173 and evidence-led R/R sequencing update.</w:t>
             </w:r>
           </w:p>
         </w:tc>
@@ -7502,7 +7502,7 @@
           </w:tcPr>
           <w:p>
             <w:r>
-              <w:t>MHA-CLL-2026-v2.0-preview</w:t>
+              <w:t>MHA-CLL-2026-v2.0</w:t>
             </w:r>
           </w:p>
         </w:tc>
@@ -7697,7 +7697,7 @@
           </w:tcPr>
           <w:p>
             <w:r>
-              <w:t>PENDING</w:t>
+              <w:t>COMPLETE</w:t>
             </w:r>
           </w:p>
         </w:tc>
@@ -7736,7 +7736,7 @@
           </w:tcPr>
           <w:p>
             <w:r>
-              <w:t>NOT AUTHORISED</w:t>
+              <w:t>AUTHORISED 27 JULY 2026</w:t>
             </w:r>
           </w:p>
         </w:tc>
@@ -7763,7 +7763,7 @@
         <w:color w:val="6B7280"/>
         <w:sz w:val="15"/>
       </w:rPr>
-      <w:t>MHA-CLL-2026-v2.0-preview  |  Full guideline  |  Evidence cut-off 26 July 2026  |  Not yet published</w:t>
+      <w:t>MHA-CLL-2026-v2.0  |  Full guideline  |  Evidence cut-off 26 July 2026  |  Published 27 July 2026</w:t>
     </w:r>
   </w:p>
   <w:p>
@@ -7836,7 +7836,7 @@
               <w:color w:val="FFFFFF"/>
               <w:sz w:val="16"/>
             </w:rPr>
-            <w:t>PROTECTED PREVIEW</w:t>
+            <w:t>PUBLISHED v2.0</w:t>
           </w:r>
         </w:p>
       </w:tc>

--- a/guidelines/cll/guideline.docx
+++ b/guidelines/cll/guideline.docx
@@ -104,7 +104,7 @@
     </w:p>
     <w:p>
       <w:r>
-        <w:t>Published 27 July 2026 after independent review, pharmacy verification and clinical-owner approval of the manifest-bound release candidate. This is educational clinical decision support, not a prescribing protocol.</w:t>
+        <w:t>Publication authorised 27 July 2026 after independent review, pharmacy verification and clinical-owner approval of the reviewed clinical content. Production artefact hashes are controlled separately in the release record. This is educational clinical decision support, not a prescribing protocol.</w:t>
       </w:r>
     </w:p>
     <w:p>
@@ -7679,7 +7679,7 @@
           </w:tcPr>
           <w:p>
             <w:r>
-              <w:t>Exact-artefact owner approval</w:t>
+              <w:t>Clinical-owner publication authorisation</w:t>
             </w:r>
           </w:p>
         </w:tc>
@@ -7697,7 +7697,7 @@
           </w:tcPr>
           <w:p>
             <w:r>
-              <w:t>COMPLETE</w:t>
+              <w:t>COMPLETE — 27 JULY 2026</w:t>
             </w:r>
           </w:p>
         </w:tc>
@@ -7718,7 +7718,7 @@
           </w:tcPr>
           <w:p>
             <w:r>
-              <w:t>Publication</w:t>
+              <w:t>Production artefact hashes</w:t>
             </w:r>
           </w:p>
         </w:tc>
@@ -7736,7 +7736,7 @@
           </w:tcPr>
           <w:p>
             <w:r>
-              <w:t>AUTHORISED 27 JULY 2026</w:t>
+              <w:t>CONTROLLED IN RELEASE RECORD</w:t>
             </w:r>
           </w:p>
         </w:tc>
